--- a/Practicals formatted/Practical 13.docx
+++ b/Practicals formatted/Practical 13.docx
@@ -228,31 +228,15 @@
           <w:rFonts w:ascii="Aptos" w:hAnsi="Aptos"/>
           <w:lang w:val="en-IN"/>
         </w:rPr>
-        <w:t>json_</w:t>
-      </w:r>
-      <w:proofErr w:type="gramStart"/>
+        <w:t>json_encode</w:t>
+      </w:r>
+      <w:proofErr w:type="spellEnd"/>
       <w:r>
         <w:rPr>
           <w:rFonts w:ascii="Aptos" w:hAnsi="Aptos"/>
           <w:lang w:val="en-IN"/>
         </w:rPr>
-        <w:t>encode</w:t>
-      </w:r>
-      <w:proofErr w:type="spellEnd"/>
-      <w:r>
-        <w:rPr>
-          <w:rFonts w:ascii="Aptos" w:hAnsi="Aptos"/>
-          <w:lang w:val="en-IN"/>
-        </w:rPr>
-        <w:t>(</w:t>
-      </w:r>
-      <w:proofErr w:type="gramEnd"/>
-      <w:r>
-        <w:rPr>
-          <w:rFonts w:ascii="Aptos" w:hAnsi="Aptos"/>
-          <w:lang w:val="en-IN"/>
-        </w:rPr>
-        <w:t>) and set the Content-Type header to application/</w:t>
+        <w:t>() and set the Content-Type header to application/</w:t>
       </w:r>
       <w:proofErr w:type="spellStart"/>
       <w:r>
@@ -465,6 +449,13 @@
           <w:sz w:val="22"/>
         </w:rPr>
       </w:pPr>
+    </w:p>
+    <w:p>
+      <w:pPr>
+        <w:rPr>
+          <w:sz w:val="22"/>
+        </w:rPr>
+      </w:pPr>
       <w:r>
         <w:rPr>
           <w:sz w:val="22"/>
@@ -486,19 +477,11 @@
           <w:sz w:val="22"/>
         </w:rPr>
       </w:pPr>
-      <w:proofErr w:type="gramStart"/>
-      <w:r>
-        <w:rPr>
-          <w:sz w:val="22"/>
-        </w:rPr>
-        <w:t>header(</w:t>
-      </w:r>
-      <w:proofErr w:type="gramEnd"/>
-      <w:r>
-        <w:rPr>
-          <w:sz w:val="22"/>
-        </w:rPr>
-        <w:t>"Content-Type: application/</w:t>
+      <w:r>
+        <w:rPr>
+          <w:sz w:val="22"/>
+        </w:rPr>
+        <w:t>header("Content-Type: application/</w:t>
       </w:r>
       <w:proofErr w:type="spellStart"/>
       <w:r>
@@ -512,7 +495,7 @@
         <w:rPr>
           <w:sz w:val="22"/>
         </w:rPr>
-        <w:t>; charset=utf-8");</w:t>
+        <w:t>");</w:t>
       </w:r>
     </w:p>
     <w:p>
@@ -528,47 +511,11 @@
           <w:sz w:val="22"/>
         </w:rPr>
       </w:pPr>
-      <w:proofErr w:type="spellStart"/>
-      <w:r>
-        <w:rPr>
-          <w:sz w:val="22"/>
-        </w:rPr>
-        <w:t>require_once</w:t>
-      </w:r>
-      <w:proofErr w:type="spellEnd"/>
-      <w:r>
-        <w:rPr>
-          <w:sz w:val="22"/>
-        </w:rPr>
-        <w:t xml:space="preserve"> __DIR_</w:t>
-      </w:r>
-      <w:proofErr w:type="gramStart"/>
-      <w:r>
-        <w:rPr>
-          <w:sz w:val="22"/>
-        </w:rPr>
-        <w:t>_ .</w:t>
-      </w:r>
-      <w:proofErr w:type="gramEnd"/>
-      <w:r>
-        <w:rPr>
-          <w:sz w:val="22"/>
-        </w:rPr>
-        <w:t xml:space="preserve"> "/</w:t>
-      </w:r>
-      <w:proofErr w:type="spellStart"/>
-      <w:r>
-        <w:rPr>
-          <w:sz w:val="22"/>
-        </w:rPr>
-        <w:t>db_mysqli.php</w:t>
-      </w:r>
-      <w:proofErr w:type="spellEnd"/>
-      <w:r>
-        <w:rPr>
-          <w:sz w:val="22"/>
-        </w:rPr>
-        <w:t>";</w:t>
+      <w:r>
+        <w:rPr>
+          <w:sz w:val="22"/>
+        </w:rPr>
+        <w:t>$tasks = [</w:t>
       </w:r>
     </w:p>
     <w:p>
@@ -577,6 +524,12 @@
           <w:sz w:val="22"/>
         </w:rPr>
       </w:pPr>
+      <w:r>
+        <w:rPr>
+          <w:sz w:val="22"/>
+        </w:rPr>
+        <w:t xml:space="preserve">    ["id" =&gt; 1, "title" =&gt; "Learn PHP"],</w:t>
+      </w:r>
     </w:p>
     <w:p>
       <w:pPr>
@@ -588,21 +541,7 @@
         <w:rPr>
           <w:sz w:val="22"/>
         </w:rPr>
-        <w:t xml:space="preserve">function </w:t>
-      </w:r>
-      <w:proofErr w:type="gramStart"/>
-      <w:r>
-        <w:rPr>
-          <w:sz w:val="22"/>
-        </w:rPr>
-        <w:t>respond(</w:t>
-      </w:r>
-      <w:proofErr w:type="gramEnd"/>
-      <w:r>
-        <w:rPr>
-          <w:sz w:val="22"/>
-        </w:rPr>
-        <w:t>$status, $data) {</w:t>
+        <w:t xml:space="preserve">    ["id" =&gt; 2, "title" =&gt; "Learn JavaScript"]</w:t>
       </w:r>
     </w:p>
     <w:p>
@@ -615,21 +554,7 @@
         <w:rPr>
           <w:sz w:val="22"/>
         </w:rPr>
-        <w:t xml:space="preserve">    </w:t>
-      </w:r>
-      <w:proofErr w:type="spellStart"/>
-      <w:r>
-        <w:rPr>
-          <w:sz w:val="22"/>
-        </w:rPr>
-        <w:t>http_response_code</w:t>
-      </w:r>
-      <w:proofErr w:type="spellEnd"/>
-      <w:r>
-        <w:rPr>
-          <w:sz w:val="22"/>
-        </w:rPr>
-        <w:t>($status);</w:t>
+        <w:t>];</w:t>
       </w:r>
     </w:p>
     <w:p>
@@ -638,26 +563,6 @@
           <w:sz w:val="22"/>
         </w:rPr>
       </w:pPr>
-      <w:r>
-        <w:rPr>
-          <w:sz w:val="22"/>
-        </w:rPr>
-        <w:t xml:space="preserve">    echo </w:t>
-      </w:r>
-      <w:proofErr w:type="spellStart"/>
-      <w:r>
-        <w:rPr>
-          <w:sz w:val="22"/>
-        </w:rPr>
-        <w:t>json_encode</w:t>
-      </w:r>
-      <w:proofErr w:type="spellEnd"/>
-      <w:r>
-        <w:rPr>
-          <w:sz w:val="22"/>
-        </w:rPr>
-        <w:t>($data);</w:t>
-      </w:r>
     </w:p>
     <w:p>
       <w:pPr>
@@ -669,7 +574,7 @@
         <w:rPr>
           <w:sz w:val="22"/>
         </w:rPr>
-        <w:t xml:space="preserve">    exit;</w:t>
+        <w:t>if ($_SERVER["REQUEST_METHOD"] === "GET") {</w:t>
       </w:r>
     </w:p>
     <w:p>
@@ -682,7 +587,21 @@
         <w:rPr>
           <w:sz w:val="22"/>
         </w:rPr>
-        <w:t>}</w:t>
+        <w:t xml:space="preserve">    echo </w:t>
+      </w:r>
+      <w:proofErr w:type="spellStart"/>
+      <w:r>
+        <w:rPr>
+          <w:sz w:val="22"/>
+        </w:rPr>
+        <w:t>json_encode</w:t>
+      </w:r>
+      <w:proofErr w:type="spellEnd"/>
+      <w:r>
+        <w:rPr>
+          <w:sz w:val="22"/>
+        </w:rPr>
+        <w:t>($tasks);</w:t>
       </w:r>
     </w:p>
     <w:p>
@@ -691,6 +610,12 @@
           <w:sz w:val="22"/>
         </w:rPr>
       </w:pPr>
+      <w:r>
+        <w:rPr>
+          <w:sz w:val="22"/>
+        </w:rPr>
+        <w:t>} elseif ($_SERVER["REQUEST_METHOD"] === "POST") {</w:t>
+      </w:r>
     </w:p>
     <w:p>
       <w:pPr>
@@ -702,7 +627,49 @@
         <w:rPr>
           <w:sz w:val="22"/>
         </w:rPr>
-        <w:t>if ($_SERVER["REQUEST_METHOD"] === "GET") {</w:t>
+        <w:t xml:space="preserve">    $data = </w:t>
+      </w:r>
+      <w:proofErr w:type="spellStart"/>
+      <w:r>
+        <w:rPr>
+          <w:sz w:val="22"/>
+        </w:rPr>
+        <w:t>json_decode</w:t>
+      </w:r>
+      <w:proofErr w:type="spellEnd"/>
+      <w:r>
+        <w:rPr>
+          <w:sz w:val="22"/>
+        </w:rPr>
+        <w:t>(</w:t>
+      </w:r>
+      <w:proofErr w:type="spellStart"/>
+      <w:r>
+        <w:rPr>
+          <w:sz w:val="22"/>
+        </w:rPr>
+        <w:t>file_get_contents</w:t>
+      </w:r>
+      <w:proofErr w:type="spellEnd"/>
+      <w:r>
+        <w:rPr>
+          <w:sz w:val="22"/>
+        </w:rPr>
+        <w:t>("</w:t>
+      </w:r>
+      <w:proofErr w:type="spellStart"/>
+      <w:r>
+        <w:rPr>
+          <w:sz w:val="22"/>
+        </w:rPr>
+        <w:t>php</w:t>
+      </w:r>
+      <w:proofErr w:type="spellEnd"/>
+      <w:r>
+        <w:rPr>
+          <w:sz w:val="22"/>
+        </w:rPr>
+        <w:t>://input"), true);</w:t>
       </w:r>
     </w:p>
     <w:p>
@@ -715,16 +682,8 @@
         <w:rPr>
           <w:sz w:val="22"/>
         </w:rPr>
-        <w:t xml:space="preserve">    $result = $conn-&gt;</w:t>
-      </w:r>
-      <w:proofErr w:type="gramStart"/>
-      <w:r>
-        <w:rPr>
-          <w:sz w:val="22"/>
-        </w:rPr>
-        <w:t>query(</w:t>
-      </w:r>
-      <w:proofErr w:type="gramEnd"/>
+        <w:t xml:space="preserve">    $title = trim($data["title"] ?? "");</w:t>
+      </w:r>
     </w:p>
     <w:p>
       <w:pPr>
@@ -732,12 +691,6 @@
           <w:sz w:val="22"/>
         </w:rPr>
       </w:pPr>
-      <w:r>
-        <w:rPr>
-          <w:sz w:val="22"/>
-        </w:rPr>
-        <w:t xml:space="preserve">        "SELECT id, name, email, course FROM students ORDER BY id DESC"</w:t>
-      </w:r>
     </w:p>
     <w:p>
       <w:pPr>
@@ -749,7 +702,7 @@
         <w:rPr>
           <w:sz w:val="22"/>
         </w:rPr>
-        <w:t xml:space="preserve">    );</w:t>
+        <w:t xml:space="preserve">    if ($title === "") {</w:t>
       </w:r>
     </w:p>
     <w:p>
@@ -758,6 +711,26 @@
           <w:sz w:val="22"/>
         </w:rPr>
       </w:pPr>
+      <w:r>
+        <w:rPr>
+          <w:sz w:val="22"/>
+        </w:rPr>
+        <w:t xml:space="preserve">        </w:t>
+      </w:r>
+      <w:proofErr w:type="spellStart"/>
+      <w:r>
+        <w:rPr>
+          <w:sz w:val="22"/>
+        </w:rPr>
+        <w:t>http_response_code</w:t>
+      </w:r>
+      <w:proofErr w:type="spellEnd"/>
+      <w:r>
+        <w:rPr>
+          <w:sz w:val="22"/>
+        </w:rPr>
+        <w:t>(400);</w:t>
+      </w:r>
     </w:p>
     <w:p>
       <w:pPr>
@@ -769,35 +742,21 @@
         <w:rPr>
           <w:sz w:val="22"/>
         </w:rPr>
-        <w:t xml:space="preserve">    $students = $result-&gt;</w:t>
+        <w:t xml:space="preserve">        echo </w:t>
       </w:r>
       <w:proofErr w:type="spellStart"/>
       <w:r>
         <w:rPr>
           <w:sz w:val="22"/>
         </w:rPr>
-        <w:t>fetch_</w:t>
-      </w:r>
-      <w:proofErr w:type="gramStart"/>
-      <w:r>
-        <w:rPr>
-          <w:sz w:val="22"/>
-        </w:rPr>
-        <w:t>all</w:t>
+        <w:t>json_encode</w:t>
       </w:r>
       <w:proofErr w:type="spellEnd"/>
       <w:r>
         <w:rPr>
           <w:sz w:val="22"/>
         </w:rPr>
-        <w:t>(</w:t>
-      </w:r>
-      <w:proofErr w:type="gramEnd"/>
-      <w:r>
-        <w:rPr>
-          <w:sz w:val="22"/>
-        </w:rPr>
-        <w:t>MYSQLI_ASSOC);</w:t>
+        <w:t>(["message" =&gt; "Title is required"]);</w:t>
       </w:r>
     </w:p>
     <w:p>
@@ -810,21 +769,7 @@
         <w:rPr>
           <w:sz w:val="22"/>
         </w:rPr>
-        <w:t xml:space="preserve">    </w:t>
-      </w:r>
-      <w:proofErr w:type="gramStart"/>
-      <w:r>
-        <w:rPr>
-          <w:sz w:val="22"/>
-        </w:rPr>
-        <w:t>respond(</w:t>
-      </w:r>
-      <w:proofErr w:type="gramEnd"/>
-      <w:r>
-        <w:rPr>
-          <w:sz w:val="22"/>
-        </w:rPr>
-        <w:t>200, $students);</w:t>
+        <w:t xml:space="preserve">    } else {</w:t>
       </w:r>
     </w:p>
     <w:p>
@@ -837,7 +782,21 @@
         <w:rPr>
           <w:sz w:val="22"/>
         </w:rPr>
-        <w:t>}</w:t>
+        <w:t xml:space="preserve">        echo </w:t>
+      </w:r>
+      <w:proofErr w:type="spellStart"/>
+      <w:r>
+        <w:rPr>
+          <w:sz w:val="22"/>
+        </w:rPr>
+        <w:t>json_encode</w:t>
+      </w:r>
+      <w:proofErr w:type="spellEnd"/>
+      <w:r>
+        <w:rPr>
+          <w:sz w:val="22"/>
+        </w:rPr>
+        <w:t>([</w:t>
       </w:r>
     </w:p>
     <w:p>
@@ -846,6 +805,12 @@
           <w:sz w:val="22"/>
         </w:rPr>
       </w:pPr>
+      <w:r>
+        <w:rPr>
+          <w:sz w:val="22"/>
+        </w:rPr>
+        <w:t xml:space="preserve">            "message" =&gt; "Demo task received",</w:t>
+      </w:r>
     </w:p>
     <w:p>
       <w:pPr>
@@ -857,7 +822,7 @@
         <w:rPr>
           <w:sz w:val="22"/>
         </w:rPr>
-        <w:t>if ($_SERVER["REQUEST_METHOD"] === "POST") {</w:t>
+        <w:t xml:space="preserve">            "title" =&gt; $title</w:t>
       </w:r>
     </w:p>
     <w:p>
@@ -870,49 +835,8 @@
         <w:rPr>
           <w:sz w:val="22"/>
         </w:rPr>
-        <w:t xml:space="preserve">    $data = </w:t>
-      </w:r>
-      <w:proofErr w:type="spellStart"/>
-      <w:r>
-        <w:rPr>
-          <w:sz w:val="22"/>
-        </w:rPr>
-        <w:t>json_decode</w:t>
-      </w:r>
-      <w:proofErr w:type="spellEnd"/>
-      <w:r>
-        <w:rPr>
-          <w:sz w:val="22"/>
-        </w:rPr>
-        <w:t>(</w:t>
-      </w:r>
-      <w:proofErr w:type="spellStart"/>
-      <w:r>
-        <w:rPr>
-          <w:sz w:val="22"/>
-        </w:rPr>
-        <w:t>file_get_contents</w:t>
-      </w:r>
-      <w:proofErr w:type="spellEnd"/>
-      <w:r>
-        <w:rPr>
-          <w:sz w:val="22"/>
-        </w:rPr>
-        <w:t>("</w:t>
-      </w:r>
-      <w:proofErr w:type="spellStart"/>
-      <w:r>
-        <w:rPr>
-          <w:sz w:val="22"/>
-        </w:rPr>
-        <w:t>php</w:t>
-      </w:r>
-      <w:proofErr w:type="spellEnd"/>
-      <w:r>
-        <w:rPr>
-          <w:sz w:val="22"/>
-        </w:rPr>
-        <w:t>://input"), true);</w:t>
+        <w:lastRenderedPageBreak/>
+        <w:t xml:space="preserve">        ]);</w:t>
       </w:r>
     </w:p>
     <w:p>
@@ -921,6 +845,12 @@
           <w:sz w:val="22"/>
         </w:rPr>
       </w:pPr>
+      <w:r>
+        <w:rPr>
+          <w:sz w:val="22"/>
+        </w:rPr>
+        <w:t xml:space="preserve">    }</w:t>
+      </w:r>
     </w:p>
     <w:p>
       <w:pPr>
@@ -932,7 +862,7 @@
         <w:rPr>
           <w:sz w:val="22"/>
         </w:rPr>
-        <w:t xml:space="preserve">    if (</w:t>
+        <w:t>} else {</w:t>
       </w:r>
     </w:p>
     <w:p>
@@ -945,35 +875,21 @@
         <w:rPr>
           <w:sz w:val="22"/>
         </w:rPr>
-        <w:t xml:space="preserve">        </w:t>
-      </w:r>
-      <w:proofErr w:type="gramStart"/>
-      <w:r>
-        <w:rPr>
-          <w:sz w:val="22"/>
-        </w:rPr>
-        <w:t>!</w:t>
+        <w:t xml:space="preserve">    </w:t>
       </w:r>
       <w:proofErr w:type="spellStart"/>
       <w:r>
         <w:rPr>
           <w:sz w:val="22"/>
         </w:rPr>
-        <w:t>is</w:t>
-      </w:r>
-      <w:proofErr w:type="gramEnd"/>
-      <w:r>
-        <w:rPr>
-          <w:sz w:val="22"/>
-        </w:rPr>
-        <w:t>_array</w:t>
+        <w:t>http_response_code</w:t>
       </w:r>
       <w:proofErr w:type="spellEnd"/>
       <w:r>
         <w:rPr>
           <w:sz w:val="22"/>
         </w:rPr>
-        <w:t>($data) ||</w:t>
+        <w:t>(405);</w:t>
       </w:r>
     </w:p>
     <w:p>
@@ -986,29 +902,21 @@
         <w:rPr>
           <w:sz w:val="22"/>
         </w:rPr>
-        <w:t xml:space="preserve">        </w:t>
-      </w:r>
-      <w:proofErr w:type="gramStart"/>
-      <w:r>
-        <w:rPr>
-          <w:sz w:val="22"/>
-        </w:rPr>
-        <w:t>!</w:t>
+        <w:t xml:space="preserve">    echo </w:t>
       </w:r>
       <w:proofErr w:type="spellStart"/>
       <w:r>
         <w:rPr>
           <w:sz w:val="22"/>
         </w:rPr>
-        <w:t>isset</w:t>
+        <w:t>json_encode</w:t>
       </w:r>
       <w:proofErr w:type="spellEnd"/>
-      <w:proofErr w:type="gramEnd"/>
-      <w:r>
-        <w:rPr>
-          <w:sz w:val="22"/>
-        </w:rPr>
-        <w:t>($data["name"], $data["email"], $data["course"]) ||</w:t>
+      <w:r>
+        <w:rPr>
+          <w:sz w:val="22"/>
+        </w:rPr>
+        <w:t>(["message" =&gt; "Method not supported in this demo"]);</w:t>
       </w:r>
     </w:p>
     <w:p>
@@ -1021,35 +929,7 @@
         <w:rPr>
           <w:sz w:val="22"/>
         </w:rPr>
-        <w:t xml:space="preserve">        </w:t>
-      </w:r>
-      <w:proofErr w:type="gramStart"/>
-      <w:r>
-        <w:rPr>
-          <w:sz w:val="22"/>
-        </w:rPr>
-        <w:t>!</w:t>
-      </w:r>
-      <w:proofErr w:type="spellStart"/>
-      <w:r>
-        <w:rPr>
-          <w:sz w:val="22"/>
-        </w:rPr>
-        <w:t>is</w:t>
-      </w:r>
-      <w:proofErr w:type="gramEnd"/>
-      <w:r>
-        <w:rPr>
-          <w:sz w:val="22"/>
-        </w:rPr>
-        <w:t>_string</w:t>
-      </w:r>
-      <w:proofErr w:type="spellEnd"/>
-      <w:r>
-        <w:rPr>
-          <w:sz w:val="22"/>
-        </w:rPr>
-        <w:t>($data["name"]) ||</w:t>
+        <w:t>}</w:t>
       </w:r>
     </w:p>
     <w:p>
@@ -1062,35 +942,7 @@
         <w:rPr>
           <w:sz w:val="22"/>
         </w:rPr>
-        <w:t xml:space="preserve">        </w:t>
-      </w:r>
-      <w:proofErr w:type="gramStart"/>
-      <w:r>
-        <w:rPr>
-          <w:sz w:val="22"/>
-        </w:rPr>
-        <w:t>!</w:t>
-      </w:r>
-      <w:proofErr w:type="spellStart"/>
-      <w:r>
-        <w:rPr>
-          <w:sz w:val="22"/>
-        </w:rPr>
-        <w:t>is</w:t>
-      </w:r>
-      <w:proofErr w:type="gramEnd"/>
-      <w:r>
-        <w:rPr>
-          <w:sz w:val="22"/>
-        </w:rPr>
-        <w:t>_string</w:t>
-      </w:r>
-      <w:proofErr w:type="spellEnd"/>
-      <w:r>
-        <w:rPr>
-          <w:sz w:val="22"/>
-        </w:rPr>
-        <w:t>($data["email"]) ||</w:t>
+        <w:t>?&gt;</w:t>
       </w:r>
     </w:p>
     <w:p>
@@ -1099,40 +951,6 @@
           <w:sz w:val="22"/>
         </w:rPr>
       </w:pPr>
-      <w:r>
-        <w:rPr>
-          <w:sz w:val="22"/>
-        </w:rPr>
-        <w:t xml:space="preserve">        </w:t>
-      </w:r>
-      <w:proofErr w:type="gramStart"/>
-      <w:r>
-        <w:rPr>
-          <w:sz w:val="22"/>
-        </w:rPr>
-        <w:t>!</w:t>
-      </w:r>
-      <w:proofErr w:type="spellStart"/>
-      <w:r>
-        <w:rPr>
-          <w:sz w:val="22"/>
-        </w:rPr>
-        <w:t>is</w:t>
-      </w:r>
-      <w:proofErr w:type="gramEnd"/>
-      <w:r>
-        <w:rPr>
-          <w:sz w:val="22"/>
-        </w:rPr>
-        <w:t>_string</w:t>
-      </w:r>
-      <w:proofErr w:type="spellEnd"/>
-      <w:r>
-        <w:rPr>
-          <w:sz w:val="22"/>
-        </w:rPr>
-        <w:t>($data["course"]) ||</w:t>
-      </w:r>
     </w:p>
     <w:p>
       <w:pPr>
@@ -1140,12 +958,6 @@
           <w:sz w:val="22"/>
         </w:rPr>
       </w:pPr>
-      <w:r>
-        <w:rPr>
-          <w:sz w:val="22"/>
-        </w:rPr>
-        <w:t xml:space="preserve">        trim($data["name"]) === "" ||</w:t>
-      </w:r>
     </w:p>
     <w:p>
       <w:pPr>
@@ -1157,35 +969,7 @@
         <w:rPr>
           <w:sz w:val="22"/>
         </w:rPr>
-        <w:t xml:space="preserve">        </w:t>
-      </w:r>
-      <w:proofErr w:type="gramStart"/>
-      <w:r>
-        <w:rPr>
-          <w:sz w:val="22"/>
-        </w:rPr>
-        <w:t>!</w:t>
-      </w:r>
-      <w:proofErr w:type="spellStart"/>
-      <w:r>
-        <w:rPr>
-          <w:sz w:val="22"/>
-        </w:rPr>
-        <w:t>filter</w:t>
-      </w:r>
-      <w:proofErr w:type="gramEnd"/>
-      <w:r>
-        <w:rPr>
-          <w:sz w:val="22"/>
-        </w:rPr>
-        <w:t>_var</w:t>
-      </w:r>
-      <w:proofErr w:type="spellEnd"/>
-      <w:r>
-        <w:rPr>
-          <w:sz w:val="22"/>
-        </w:rPr>
-        <w:t>($data["email"], FILTER_VALIDATE_EMAIL) ||</w:t>
+        <w:t>&lt;!DOCTYPE html&gt;</w:t>
       </w:r>
     </w:p>
     <w:p>
@@ -1198,7 +982,7 @@
         <w:rPr>
           <w:sz w:val="22"/>
         </w:rPr>
-        <w:t xml:space="preserve">        trim($data["course"]) === ""</w:t>
+        <w:t>&lt;html&gt;</w:t>
       </w:r>
     </w:p>
     <w:p>
@@ -1211,7 +995,7 @@
         <w:rPr>
           <w:sz w:val="22"/>
         </w:rPr>
-        <w:t xml:space="preserve">    ) {</w:t>
+        <w:t>&lt;head&gt;</w:t>
       </w:r>
     </w:p>
     <w:p>
@@ -1224,35 +1008,7 @@
         <w:rPr>
           <w:sz w:val="22"/>
         </w:rPr>
-        <w:t xml:space="preserve">        </w:t>
-      </w:r>
-      <w:proofErr w:type="gramStart"/>
-      <w:r>
-        <w:rPr>
-          <w:sz w:val="22"/>
-        </w:rPr>
-        <w:t>respond(</w:t>
-      </w:r>
-      <w:proofErr w:type="gramEnd"/>
-      <w:r>
-        <w:rPr>
-          <w:sz w:val="22"/>
-        </w:rPr>
-        <w:t xml:space="preserve">400, </w:t>
-      </w:r>
-      <w:proofErr w:type="gramStart"/>
-      <w:r>
-        <w:rPr>
-          <w:sz w:val="22"/>
-        </w:rPr>
-        <w:t>array(</w:t>
-      </w:r>
-      <w:proofErr w:type="gramEnd"/>
-      <w:r>
-        <w:rPr>
-          <w:sz w:val="22"/>
-        </w:rPr>
-        <w:t>"error" =&gt; "Invalid student details."));</w:t>
+        <w:t xml:space="preserve">    &lt;title&gt;Fetch API Demo&lt;/title&gt;</w:t>
       </w:r>
     </w:p>
     <w:p>
@@ -1265,7 +1021,7 @@
         <w:rPr>
           <w:sz w:val="22"/>
         </w:rPr>
-        <w:t xml:space="preserve">    }</w:t>
+        <w:t>&lt;/head&gt;</w:t>
       </w:r>
     </w:p>
     <w:p>
@@ -1274,6 +1030,12 @@
           <w:sz w:val="22"/>
         </w:rPr>
       </w:pPr>
+      <w:r>
+        <w:rPr>
+          <w:sz w:val="22"/>
+        </w:rPr>
+        <w:t>&lt;body&gt;</w:t>
+      </w:r>
     </w:p>
     <w:p>
       <w:pPr>
@@ -1285,7 +1047,7 @@
         <w:rPr>
           <w:sz w:val="22"/>
         </w:rPr>
-        <w:t xml:space="preserve">    $name = trim($data["name"]);</w:t>
+        <w:t xml:space="preserve">    &lt;h2&gt;Task Manager&lt;/h2&gt;</w:t>
       </w:r>
     </w:p>
     <w:p>
@@ -1294,12 +1056,6 @@
           <w:sz w:val="22"/>
         </w:rPr>
       </w:pPr>
-      <w:r>
-        <w:rPr>
-          <w:sz w:val="22"/>
-        </w:rPr>
-        <w:t xml:space="preserve">    $email = trim($data["email"]);</w:t>
-      </w:r>
     </w:p>
     <w:p>
       <w:pPr>
@@ -1311,7 +1067,7 @@
         <w:rPr>
           <w:sz w:val="22"/>
         </w:rPr>
-        <w:t xml:space="preserve">    $course = trim($data["course"]);</w:t>
+        <w:t xml:space="preserve">    &lt;input id="task" placeholder="Enter task"&gt;</w:t>
       </w:r>
     </w:p>
     <w:p>
@@ -1320,6 +1076,26 @@
           <w:sz w:val="22"/>
         </w:rPr>
       </w:pPr>
+      <w:r>
+        <w:rPr>
+          <w:sz w:val="22"/>
+        </w:rPr>
+        <w:t xml:space="preserve">    &lt;button onclick="</w:t>
+      </w:r>
+      <w:proofErr w:type="spellStart"/>
+      <w:r>
+        <w:rPr>
+          <w:sz w:val="22"/>
+        </w:rPr>
+        <w:t>addTask</w:t>
+      </w:r>
+      <w:proofErr w:type="spellEnd"/>
+      <w:r>
+        <w:rPr>
+          <w:sz w:val="22"/>
+        </w:rPr>
+        <w:t>()"&gt;Add Task&lt;/button&gt;</w:t>
+      </w:r>
     </w:p>
     <w:p>
       <w:pPr>
@@ -1327,34 +1103,6 @@
           <w:sz w:val="22"/>
         </w:rPr>
       </w:pPr>
-      <w:r>
-        <w:rPr>
-          <w:sz w:val="22"/>
-        </w:rPr>
-        <w:t xml:space="preserve">    $</w:t>
-      </w:r>
-      <w:proofErr w:type="spellStart"/>
-      <w:r>
-        <w:rPr>
-          <w:sz w:val="22"/>
-        </w:rPr>
-        <w:t>stmt</w:t>
-      </w:r>
-      <w:proofErr w:type="spellEnd"/>
-      <w:r>
-        <w:rPr>
-          <w:sz w:val="22"/>
-        </w:rPr>
-        <w:t xml:space="preserve"> = $conn-&gt;</w:t>
-      </w:r>
-      <w:proofErr w:type="gramStart"/>
-      <w:r>
-        <w:rPr>
-          <w:sz w:val="22"/>
-        </w:rPr>
-        <w:t>prepare(</w:t>
-      </w:r>
-      <w:proofErr w:type="gramEnd"/>
     </w:p>
     <w:p>
       <w:pPr>
@@ -1366,7 +1114,7 @@
         <w:rPr>
           <w:sz w:val="22"/>
         </w:rPr>
-        <w:t xml:space="preserve">        "INSERT INTO students (name, email, course)</w:t>
+        <w:t xml:space="preserve">    &lt;p id="message"&gt;&lt;/p&gt;</w:t>
       </w:r>
     </w:p>
     <w:p>
@@ -1379,21 +1127,7 @@
         <w:rPr>
           <w:sz w:val="22"/>
         </w:rPr>
-        <w:t xml:space="preserve">         VALUES </w:t>
-      </w:r>
-      <w:proofErr w:type="gramStart"/>
-      <w:r>
-        <w:rPr>
-          <w:sz w:val="22"/>
-        </w:rPr>
-        <w:t>(?,</w:t>
-      </w:r>
-      <w:proofErr w:type="gramEnd"/>
-      <w:r>
-        <w:rPr>
-          <w:sz w:val="22"/>
-        </w:rPr>
-        <w:t xml:space="preserve"> ?, ?)"</w:t>
+        <w:t xml:space="preserve">    &lt;ul id="list"&gt;&lt;/ul&gt;</w:t>
       </w:r>
     </w:p>
     <w:p>
@@ -1402,12 +1136,6 @@
           <w:sz w:val="22"/>
         </w:rPr>
       </w:pPr>
-      <w:r>
-        <w:rPr>
-          <w:sz w:val="22"/>
-        </w:rPr>
-        <w:t xml:space="preserve">    );</w:t>
-      </w:r>
     </w:p>
     <w:p>
       <w:pPr>
@@ -1415,6 +1143,12 @@
           <w:sz w:val="22"/>
         </w:rPr>
       </w:pPr>
+      <w:r>
+        <w:rPr>
+          <w:sz w:val="22"/>
+        </w:rPr>
+        <w:t xml:space="preserve">    &lt;script&gt;</w:t>
+      </w:r>
     </w:p>
     <w:p>
       <w:pPr>
@@ -1426,63 +1160,21 @@
         <w:rPr>
           <w:sz w:val="22"/>
         </w:rPr>
-        <w:t xml:space="preserve">    $</w:t>
+        <w:t xml:space="preserve">    async function </w:t>
       </w:r>
       <w:proofErr w:type="spellStart"/>
       <w:r>
         <w:rPr>
           <w:sz w:val="22"/>
         </w:rPr>
-        <w:t>stmt</w:t>
+        <w:t>loadTasks</w:t>
       </w:r>
       <w:proofErr w:type="spellEnd"/>
       <w:r>
         <w:rPr>
           <w:sz w:val="22"/>
         </w:rPr>
-        <w:t>-&gt;</w:t>
-      </w:r>
-      <w:proofErr w:type="spellStart"/>
-      <w:r>
-        <w:rPr>
-          <w:sz w:val="22"/>
-        </w:rPr>
-        <w:t>bind_</w:t>
-      </w:r>
-      <w:proofErr w:type="gramStart"/>
-      <w:r>
-        <w:rPr>
-          <w:sz w:val="22"/>
-        </w:rPr>
-        <w:t>param</w:t>
-      </w:r>
-      <w:proofErr w:type="spellEnd"/>
-      <w:r>
-        <w:rPr>
-          <w:sz w:val="22"/>
-        </w:rPr>
-        <w:t>(</w:t>
-      </w:r>
-      <w:proofErr w:type="gramEnd"/>
-      <w:r>
-        <w:rPr>
-          <w:sz w:val="22"/>
-        </w:rPr>
-        <w:t>"</w:t>
-      </w:r>
-      <w:proofErr w:type="spellStart"/>
-      <w:r>
-        <w:rPr>
-          <w:sz w:val="22"/>
-        </w:rPr>
-        <w:t>sss</w:t>
-      </w:r>
-      <w:proofErr w:type="spellEnd"/>
-      <w:r>
-        <w:rPr>
-          <w:sz w:val="22"/>
-        </w:rPr>
-        <w:t>", $name, $email, $course);</w:t>
+        <w:t>() {</w:t>
       </w:r>
     </w:p>
     <w:p>
@@ -1495,35 +1187,21 @@
         <w:rPr>
           <w:sz w:val="22"/>
         </w:rPr>
-        <w:t xml:space="preserve">    $</w:t>
+        <w:t xml:space="preserve">        const response = await fetch("</w:t>
       </w:r>
       <w:proofErr w:type="spellStart"/>
       <w:r>
         <w:rPr>
           <w:sz w:val="22"/>
         </w:rPr>
-        <w:t>stmt</w:t>
+        <w:t>api.php</w:t>
       </w:r>
       <w:proofErr w:type="spellEnd"/>
       <w:r>
         <w:rPr>
           <w:sz w:val="22"/>
         </w:rPr>
-        <w:t>-&gt;</w:t>
-      </w:r>
-      <w:proofErr w:type="gramStart"/>
-      <w:r>
-        <w:rPr>
-          <w:sz w:val="22"/>
-        </w:rPr>
-        <w:t>execute(</w:t>
-      </w:r>
-      <w:proofErr w:type="gramEnd"/>
-      <w:r>
-        <w:rPr>
-          <w:sz w:val="22"/>
-        </w:rPr>
-        <w:t>);</w:t>
+        <w:t>");</w:t>
       </w:r>
     </w:p>
     <w:p>
@@ -1532,6 +1210,27 @@
           <w:sz w:val="22"/>
         </w:rPr>
       </w:pPr>
+      <w:r>
+        <w:rPr>
+          <w:sz w:val="22"/>
+        </w:rPr>
+        <w:lastRenderedPageBreak/>
+        <w:t xml:space="preserve">        const tasks = await </w:t>
+      </w:r>
+      <w:proofErr w:type="spellStart"/>
+      <w:r>
+        <w:rPr>
+          <w:sz w:val="22"/>
+        </w:rPr>
+        <w:t>response.json</w:t>
+      </w:r>
+      <w:proofErr w:type="spellEnd"/>
+      <w:r>
+        <w:rPr>
+          <w:sz w:val="22"/>
+        </w:rPr>
+        <w:t>();</w:t>
+      </w:r>
     </w:p>
     <w:p>
       <w:pPr>
@@ -1543,31 +1242,22 @@
         <w:rPr>
           <w:sz w:val="22"/>
         </w:rPr>
-        <w:lastRenderedPageBreak/>
-        <w:t xml:space="preserve">    </w:t>
-      </w:r>
-      <w:proofErr w:type="gramStart"/>
-      <w:r>
-        <w:rPr>
-          <w:sz w:val="22"/>
-        </w:rPr>
-        <w:t>respond(</w:t>
-      </w:r>
-      <w:proofErr w:type="gramEnd"/>
-      <w:r>
-        <w:rPr>
-          <w:sz w:val="22"/>
-        </w:rPr>
-        <w:t xml:space="preserve">201, </w:t>
-      </w:r>
-      <w:proofErr w:type="gramStart"/>
-      <w:r>
-        <w:rPr>
-          <w:sz w:val="22"/>
-        </w:rPr>
-        <w:t>array(</w:t>
-      </w:r>
-      <w:proofErr w:type="gramEnd"/>
+        <w:t xml:space="preserve">        const list = </w:t>
+      </w:r>
+      <w:proofErr w:type="spellStart"/>
+      <w:r>
+        <w:rPr>
+          <w:sz w:val="22"/>
+        </w:rPr>
+        <w:t>document.getElementById</w:t>
+      </w:r>
+      <w:proofErr w:type="spellEnd"/>
+      <w:r>
+        <w:rPr>
+          <w:sz w:val="22"/>
+        </w:rPr>
+        <w:t>("list");</w:t>
+      </w:r>
     </w:p>
     <w:p>
       <w:pPr>
@@ -1579,7 +1269,21 @@
         <w:rPr>
           <w:sz w:val="22"/>
         </w:rPr>
-        <w:t xml:space="preserve">        "success" =&gt; true,</w:t>
+        <w:t xml:space="preserve">        </w:t>
+      </w:r>
+      <w:proofErr w:type="spellStart"/>
+      <w:r>
+        <w:rPr>
+          <w:sz w:val="22"/>
+        </w:rPr>
+        <w:t>list.replaceChildren</w:t>
+      </w:r>
+      <w:proofErr w:type="spellEnd"/>
+      <w:r>
+        <w:rPr>
+          <w:sz w:val="22"/>
+        </w:rPr>
+        <w:t>();</w:t>
       </w:r>
     </w:p>
     <w:p>
@@ -1588,12 +1292,6 @@
           <w:sz w:val="22"/>
         </w:rPr>
       </w:pPr>
-      <w:r>
-        <w:rPr>
-          <w:sz w:val="22"/>
-        </w:rPr>
-        <w:t xml:space="preserve">        "message" =&gt; "Student added successfully."</w:t>
-      </w:r>
     </w:p>
     <w:p>
       <w:pPr>
@@ -1605,7 +1303,21 @@
         <w:rPr>
           <w:sz w:val="22"/>
         </w:rPr>
-        <w:t xml:space="preserve">    ));</w:t>
+        <w:t xml:space="preserve">        </w:t>
+      </w:r>
+      <w:proofErr w:type="spellStart"/>
+      <w:r>
+        <w:rPr>
+          <w:sz w:val="22"/>
+        </w:rPr>
+        <w:t>tasks.forEach</w:t>
+      </w:r>
+      <w:proofErr w:type="spellEnd"/>
+      <w:r>
+        <w:rPr>
+          <w:sz w:val="22"/>
+        </w:rPr>
+        <w:t>(task =&gt; {</w:t>
       </w:r>
     </w:p>
     <w:p>
@@ -1618,7 +1330,21 @@
         <w:rPr>
           <w:sz w:val="22"/>
         </w:rPr>
-        <w:t>}</w:t>
+        <w:t xml:space="preserve">            const li = </w:t>
+      </w:r>
+      <w:proofErr w:type="spellStart"/>
+      <w:r>
+        <w:rPr>
+          <w:sz w:val="22"/>
+        </w:rPr>
+        <w:t>document.createElement</w:t>
+      </w:r>
+      <w:proofErr w:type="spellEnd"/>
+      <w:r>
+        <w:rPr>
+          <w:sz w:val="22"/>
+        </w:rPr>
+        <w:t>("li");</w:t>
       </w:r>
     </w:p>
     <w:p>
@@ -1627,6 +1353,40 @@
           <w:sz w:val="22"/>
         </w:rPr>
       </w:pPr>
+      <w:r>
+        <w:rPr>
+          <w:sz w:val="22"/>
+        </w:rPr>
+        <w:t xml:space="preserve">            </w:t>
+      </w:r>
+      <w:proofErr w:type="spellStart"/>
+      <w:r>
+        <w:rPr>
+          <w:sz w:val="22"/>
+        </w:rPr>
+        <w:t>li.textContent</w:t>
+      </w:r>
+      <w:proofErr w:type="spellEnd"/>
+      <w:r>
+        <w:rPr>
+          <w:sz w:val="22"/>
+        </w:rPr>
+        <w:t xml:space="preserve"> = </w:t>
+      </w:r>
+      <w:proofErr w:type="spellStart"/>
+      <w:r>
+        <w:rPr>
+          <w:sz w:val="22"/>
+        </w:rPr>
+        <w:t>task.title</w:t>
+      </w:r>
+      <w:proofErr w:type="spellEnd"/>
+      <w:r>
+        <w:rPr>
+          <w:sz w:val="22"/>
+        </w:rPr>
+        <w:t>;</w:t>
+      </w:r>
     </w:p>
     <w:p>
       <w:pPr>
@@ -1634,38 +1394,514 @@
           <w:sz w:val="22"/>
         </w:rPr>
       </w:pPr>
-      <w:proofErr w:type="gramStart"/>
-      <w:r>
-        <w:rPr>
-          <w:sz w:val="22"/>
-        </w:rPr>
-        <w:t>respond(</w:t>
-      </w:r>
-      <w:proofErr w:type="gramEnd"/>
-      <w:r>
-        <w:rPr>
-          <w:sz w:val="22"/>
-        </w:rPr>
-        <w:t xml:space="preserve">405, </w:t>
-      </w:r>
-      <w:proofErr w:type="gramStart"/>
-      <w:r>
-        <w:rPr>
-          <w:sz w:val="22"/>
-        </w:rPr>
-        <w:t>array(</w:t>
-      </w:r>
-      <w:proofErr w:type="gramEnd"/>
-      <w:r>
-        <w:rPr>
-          <w:sz w:val="22"/>
-        </w:rPr>
-        <w:t>"error" =&gt; "Method not allowed."));</w:t>
+      <w:r>
+        <w:rPr>
+          <w:sz w:val="22"/>
+        </w:rPr>
+        <w:t xml:space="preserve">            </w:t>
+      </w:r>
+      <w:proofErr w:type="spellStart"/>
+      <w:r>
+        <w:rPr>
+          <w:sz w:val="22"/>
+        </w:rPr>
+        <w:t>list.appendChild</w:t>
+      </w:r>
+      <w:proofErr w:type="spellEnd"/>
+      <w:r>
+        <w:rPr>
+          <w:sz w:val="22"/>
+        </w:rPr>
+        <w:t>(li);</w:t>
       </w:r>
     </w:p>
     <w:p>
       <w:pPr>
         <w:rPr>
+          <w:sz w:val="22"/>
+        </w:rPr>
+      </w:pPr>
+      <w:r>
+        <w:rPr>
+          <w:sz w:val="22"/>
+        </w:rPr>
+        <w:t xml:space="preserve">        });</w:t>
+      </w:r>
+    </w:p>
+    <w:p>
+      <w:pPr>
+        <w:rPr>
+          <w:sz w:val="22"/>
+        </w:rPr>
+      </w:pPr>
+      <w:r>
+        <w:rPr>
+          <w:sz w:val="22"/>
+        </w:rPr>
+        <w:t xml:space="preserve">    }</w:t>
+      </w:r>
+    </w:p>
+    <w:p>
+      <w:pPr>
+        <w:rPr>
+          <w:sz w:val="22"/>
+        </w:rPr>
+      </w:pPr>
+    </w:p>
+    <w:p>
+      <w:pPr>
+        <w:rPr>
+          <w:sz w:val="22"/>
+        </w:rPr>
+      </w:pPr>
+      <w:r>
+        <w:rPr>
+          <w:sz w:val="22"/>
+        </w:rPr>
+        <w:t xml:space="preserve">    async function </w:t>
+      </w:r>
+      <w:proofErr w:type="spellStart"/>
+      <w:r>
+        <w:rPr>
+          <w:sz w:val="22"/>
+        </w:rPr>
+        <w:t>addTask</w:t>
+      </w:r>
+      <w:proofErr w:type="spellEnd"/>
+      <w:r>
+        <w:rPr>
+          <w:sz w:val="22"/>
+        </w:rPr>
+        <w:t>() {</w:t>
+      </w:r>
+    </w:p>
+    <w:p>
+      <w:pPr>
+        <w:rPr>
+          <w:sz w:val="22"/>
+        </w:rPr>
+      </w:pPr>
+      <w:r>
+        <w:rPr>
+          <w:sz w:val="22"/>
+        </w:rPr>
+        <w:t xml:space="preserve">        const title = </w:t>
+      </w:r>
+      <w:proofErr w:type="spellStart"/>
+      <w:r>
+        <w:rPr>
+          <w:sz w:val="22"/>
+        </w:rPr>
+        <w:t>document.getElementById</w:t>
+      </w:r>
+      <w:proofErr w:type="spellEnd"/>
+      <w:r>
+        <w:rPr>
+          <w:sz w:val="22"/>
+        </w:rPr>
+        <w:t>("task").</w:t>
+      </w:r>
+      <w:proofErr w:type="spellStart"/>
+      <w:r>
+        <w:rPr>
+          <w:sz w:val="22"/>
+        </w:rPr>
+        <w:t>value.trim</w:t>
+      </w:r>
+      <w:proofErr w:type="spellEnd"/>
+      <w:r>
+        <w:rPr>
+          <w:sz w:val="22"/>
+        </w:rPr>
+        <w:t>();</w:t>
+      </w:r>
+    </w:p>
+    <w:p>
+      <w:pPr>
+        <w:rPr>
+          <w:sz w:val="22"/>
+        </w:rPr>
+      </w:pPr>
+      <w:r>
+        <w:rPr>
+          <w:sz w:val="22"/>
+        </w:rPr>
+        <w:t xml:space="preserve">        const message = </w:t>
+      </w:r>
+      <w:proofErr w:type="spellStart"/>
+      <w:r>
+        <w:rPr>
+          <w:sz w:val="22"/>
+        </w:rPr>
+        <w:t>document.getElementById</w:t>
+      </w:r>
+      <w:proofErr w:type="spellEnd"/>
+      <w:r>
+        <w:rPr>
+          <w:sz w:val="22"/>
+        </w:rPr>
+        <w:t>("message");</w:t>
+      </w:r>
+    </w:p>
+    <w:p>
+      <w:pPr>
+        <w:rPr>
+          <w:sz w:val="22"/>
+        </w:rPr>
+      </w:pPr>
+    </w:p>
+    <w:p>
+      <w:pPr>
+        <w:rPr>
+          <w:sz w:val="22"/>
+        </w:rPr>
+      </w:pPr>
+      <w:r>
+        <w:rPr>
+          <w:sz w:val="22"/>
+        </w:rPr>
+        <w:t xml:space="preserve">        if (!title) {</w:t>
+      </w:r>
+    </w:p>
+    <w:p>
+      <w:pPr>
+        <w:rPr>
+          <w:sz w:val="22"/>
+        </w:rPr>
+      </w:pPr>
+      <w:r>
+        <w:rPr>
+          <w:sz w:val="22"/>
+        </w:rPr>
+        <w:t xml:space="preserve">            </w:t>
+      </w:r>
+      <w:proofErr w:type="spellStart"/>
+      <w:r>
+        <w:rPr>
+          <w:sz w:val="22"/>
+        </w:rPr>
+        <w:t>message.textContent</w:t>
+      </w:r>
+      <w:proofErr w:type="spellEnd"/>
+      <w:r>
+        <w:rPr>
+          <w:sz w:val="22"/>
+        </w:rPr>
+        <w:t xml:space="preserve"> = "Please enter a task";</w:t>
+      </w:r>
+    </w:p>
+    <w:p>
+      <w:pPr>
+        <w:rPr>
+          <w:sz w:val="22"/>
+        </w:rPr>
+      </w:pPr>
+      <w:r>
+        <w:rPr>
+          <w:sz w:val="22"/>
+        </w:rPr>
+        <w:t xml:space="preserve">            return;</w:t>
+      </w:r>
+    </w:p>
+    <w:p>
+      <w:pPr>
+        <w:rPr>
+          <w:sz w:val="22"/>
+        </w:rPr>
+      </w:pPr>
+      <w:r>
+        <w:rPr>
+          <w:sz w:val="22"/>
+        </w:rPr>
+        <w:t xml:space="preserve">        }</w:t>
+      </w:r>
+    </w:p>
+    <w:p>
+      <w:pPr>
+        <w:rPr>
+          <w:sz w:val="22"/>
+        </w:rPr>
+      </w:pPr>
+    </w:p>
+    <w:p>
+      <w:pPr>
+        <w:rPr>
+          <w:sz w:val="22"/>
+        </w:rPr>
+      </w:pPr>
+      <w:r>
+        <w:rPr>
+          <w:sz w:val="22"/>
+        </w:rPr>
+        <w:t xml:space="preserve">        const response = await fetch("</w:t>
+      </w:r>
+      <w:proofErr w:type="spellStart"/>
+      <w:r>
+        <w:rPr>
+          <w:sz w:val="22"/>
+        </w:rPr>
+        <w:t>api.php</w:t>
+      </w:r>
+      <w:proofErr w:type="spellEnd"/>
+      <w:r>
+        <w:rPr>
+          <w:sz w:val="22"/>
+        </w:rPr>
+        <w:t>", {</w:t>
+      </w:r>
+    </w:p>
+    <w:p>
+      <w:pPr>
+        <w:rPr>
+          <w:sz w:val="22"/>
+        </w:rPr>
+      </w:pPr>
+      <w:r>
+        <w:rPr>
+          <w:sz w:val="22"/>
+        </w:rPr>
+        <w:t xml:space="preserve">            method: "POST",</w:t>
+      </w:r>
+    </w:p>
+    <w:p>
+      <w:pPr>
+        <w:rPr>
+          <w:sz w:val="22"/>
+        </w:rPr>
+      </w:pPr>
+      <w:r>
+        <w:rPr>
+          <w:sz w:val="22"/>
+        </w:rPr>
+        <w:t xml:space="preserve">            headers: {"Content-Type": "application/</w:t>
+      </w:r>
+      <w:proofErr w:type="spellStart"/>
+      <w:r>
+        <w:rPr>
+          <w:sz w:val="22"/>
+        </w:rPr>
+        <w:t>json</w:t>
+      </w:r>
+      <w:proofErr w:type="spellEnd"/>
+      <w:r>
+        <w:rPr>
+          <w:sz w:val="22"/>
+        </w:rPr>
+        <w:t>"},</w:t>
+      </w:r>
+    </w:p>
+    <w:p>
+      <w:pPr>
+        <w:rPr>
+          <w:sz w:val="22"/>
+        </w:rPr>
+      </w:pPr>
+      <w:r>
+        <w:rPr>
+          <w:sz w:val="22"/>
+        </w:rPr>
+        <w:t xml:space="preserve">            body: </w:t>
+      </w:r>
+      <w:proofErr w:type="spellStart"/>
+      <w:r>
+        <w:rPr>
+          <w:sz w:val="22"/>
+        </w:rPr>
+        <w:t>JSON.stringify</w:t>
+      </w:r>
+      <w:proofErr w:type="spellEnd"/>
+      <w:r>
+        <w:rPr>
+          <w:sz w:val="22"/>
+        </w:rPr>
+        <w:t>({title: title})</w:t>
+      </w:r>
+    </w:p>
+    <w:p>
+      <w:pPr>
+        <w:rPr>
+          <w:sz w:val="22"/>
+        </w:rPr>
+      </w:pPr>
+      <w:r>
+        <w:rPr>
+          <w:sz w:val="22"/>
+        </w:rPr>
+        <w:t xml:space="preserve">        });</w:t>
+      </w:r>
+    </w:p>
+    <w:p>
+      <w:pPr>
+        <w:rPr>
+          <w:sz w:val="22"/>
+        </w:rPr>
+      </w:pPr>
+    </w:p>
+    <w:p>
+      <w:pPr>
+        <w:rPr>
+          <w:sz w:val="22"/>
+        </w:rPr>
+      </w:pPr>
+      <w:r>
+        <w:rPr>
+          <w:sz w:val="22"/>
+        </w:rPr>
+        <w:lastRenderedPageBreak/>
+        <w:t xml:space="preserve">        const data = await </w:t>
+      </w:r>
+      <w:proofErr w:type="spellStart"/>
+      <w:r>
+        <w:rPr>
+          <w:sz w:val="22"/>
+        </w:rPr>
+        <w:t>response.json</w:t>
+      </w:r>
+      <w:proofErr w:type="spellEnd"/>
+      <w:r>
+        <w:rPr>
+          <w:sz w:val="22"/>
+        </w:rPr>
+        <w:t>();</w:t>
+      </w:r>
+    </w:p>
+    <w:p>
+      <w:pPr>
+        <w:rPr>
+          <w:sz w:val="22"/>
+        </w:rPr>
+      </w:pPr>
+      <w:r>
+        <w:rPr>
+          <w:sz w:val="22"/>
+        </w:rPr>
+        <w:t xml:space="preserve">        </w:t>
+      </w:r>
+      <w:proofErr w:type="spellStart"/>
+      <w:r>
+        <w:rPr>
+          <w:sz w:val="22"/>
+        </w:rPr>
+        <w:t>message.textContent</w:t>
+      </w:r>
+      <w:proofErr w:type="spellEnd"/>
+      <w:r>
+        <w:rPr>
+          <w:sz w:val="22"/>
+        </w:rPr>
+        <w:t xml:space="preserve"> = </w:t>
+      </w:r>
+      <w:proofErr w:type="spellStart"/>
+      <w:r>
+        <w:rPr>
+          <w:sz w:val="22"/>
+        </w:rPr>
+        <w:t>data.message</w:t>
+      </w:r>
+      <w:proofErr w:type="spellEnd"/>
+      <w:r>
+        <w:rPr>
+          <w:sz w:val="22"/>
+        </w:rPr>
+        <w:t>;</w:t>
+      </w:r>
+    </w:p>
+    <w:p>
+      <w:pPr>
+        <w:rPr>
+          <w:sz w:val="22"/>
+        </w:rPr>
+      </w:pPr>
+      <w:r>
+        <w:rPr>
+          <w:sz w:val="22"/>
+        </w:rPr>
+        <w:t xml:space="preserve">    }</w:t>
+      </w:r>
+    </w:p>
+    <w:p>
+      <w:pPr>
+        <w:rPr>
+          <w:sz w:val="22"/>
+        </w:rPr>
+      </w:pPr>
+    </w:p>
+    <w:p>
+      <w:pPr>
+        <w:rPr>
+          <w:sz w:val="22"/>
+        </w:rPr>
+      </w:pPr>
+      <w:r>
+        <w:rPr>
+          <w:sz w:val="22"/>
+        </w:rPr>
+        <w:t xml:space="preserve">    </w:t>
+      </w:r>
+      <w:proofErr w:type="spellStart"/>
+      <w:r>
+        <w:rPr>
+          <w:sz w:val="22"/>
+        </w:rPr>
+        <w:t>loadTasks</w:t>
+      </w:r>
+      <w:proofErr w:type="spellEnd"/>
+      <w:r>
+        <w:rPr>
+          <w:sz w:val="22"/>
+        </w:rPr>
+        <w:t>();</w:t>
+      </w:r>
+    </w:p>
+    <w:p>
+      <w:pPr>
+        <w:rPr>
+          <w:sz w:val="22"/>
+        </w:rPr>
+      </w:pPr>
+      <w:r>
+        <w:rPr>
+          <w:sz w:val="22"/>
+        </w:rPr>
+        <w:t xml:space="preserve">    &lt;/script&gt;</w:t>
+      </w:r>
+    </w:p>
+    <w:p>
+      <w:pPr>
+        <w:rPr>
+          <w:sz w:val="22"/>
+        </w:rPr>
+      </w:pPr>
+      <w:r>
+        <w:rPr>
+          <w:sz w:val="22"/>
+        </w:rPr>
+        <w:t>&lt;/body&gt;</w:t>
+      </w:r>
+    </w:p>
+    <w:p>
+      <w:pPr>
+        <w:rPr>
+          <w:sz w:val="22"/>
+        </w:rPr>
+      </w:pPr>
+      <w:r>
+        <w:rPr>
+          <w:sz w:val="22"/>
+        </w:rPr>
+        <w:t>&lt;/html&gt;</w:t>
+      </w:r>
+    </w:p>
+    <w:p>
+      <w:pPr>
+        <w:rPr>
+          <w:sz w:val="22"/>
+        </w:rPr>
+      </w:pPr>
+    </w:p>
+    <w:p>
+      <w:pPr>
+        <w:rPr>
           <w:sz w:val="32"/>
           <w:szCs w:val="32"/>
         </w:rPr>
@@ -1674,8 +1910,50 @@
         <w:rPr>
           <w:sz w:val="22"/>
         </w:rPr>
-        <w:t>?&gt;</w:t>
-      </w:r>
+        <w:drawing>
+          <wp:inline distT="0" distB="0" distL="0" distR="0" wp14:anchorId="77F75442" wp14:editId="1724D8F6">
+            <wp:extent cx="5486400" cy="2380615"/>
+            <wp:effectExtent l="0" t="0" r="0" b="635"/>
+            <wp:docPr id="734511109" name="Picture 1"/>
+            <wp:cNvGraphicFramePr>
+              <a:graphicFrameLocks xmlns:a="http://schemas.openxmlformats.org/drawingml/2006/main" noChangeAspect="1"/>
+            </wp:cNvGraphicFramePr>
+            <a:graphic xmlns:a="http://schemas.openxmlformats.org/drawingml/2006/main">
+              <a:graphicData uri="http://schemas.openxmlformats.org/drawingml/2006/picture">
+                <pic:pic xmlns:pic="http://schemas.openxmlformats.org/drawingml/2006/picture">
+                  <pic:nvPicPr>
+                    <pic:cNvPr id="734511109" name=""/>
+                    <pic:cNvPicPr/>
+                  </pic:nvPicPr>
+                  <pic:blipFill>
+                    <a:blip r:embed="rId8"/>
+                    <a:stretch>
+                      <a:fillRect/>
+                    </a:stretch>
+                  </pic:blipFill>
+                  <pic:spPr>
+                    <a:xfrm>
+                      <a:off x="0" y="0"/>
+                      <a:ext cx="5486400" cy="2380615"/>
+                    </a:xfrm>
+                    <a:prstGeom prst="rect">
+                      <a:avLst/>
+                    </a:prstGeom>
+                  </pic:spPr>
+                </pic:pic>
+              </a:graphicData>
+            </a:graphic>
+          </wp:inline>
+        </w:drawing>
+      </w:r>
+    </w:p>
+    <w:p>
+      <w:pPr>
+        <w:rPr>
+          <w:sz w:val="32"/>
+          <w:szCs w:val="32"/>
+        </w:rPr>
+      </w:pPr>
       <w:r>
         <w:rPr>
           <w:sz w:val="22"/>
@@ -1851,6 +2129,7 @@
           <w:szCs w:val="28"/>
           <w:lang w:val="en-IN"/>
         </w:rPr>
+        <w:lastRenderedPageBreak/>
         <w:t>Validated input before database operations.</w:t>
       </w:r>
     </w:p>
@@ -1992,7 +2271,6 @@
           <w:sz w:val="28"/>
           <w:szCs w:val="22"/>
         </w:rPr>
-        <w:lastRenderedPageBreak/>
         <w:t>Faculty Remarks</w:t>
       </w:r>
       <w:r>
@@ -2023,8 +2301,8 @@
     </w:p>
     <w:p/>
     <w:sectPr>
-      <w:headerReference w:type="default" r:id="rId8"/>
-      <w:footerReference w:type="default" r:id="rId9"/>
+      <w:headerReference w:type="default" r:id="rId9"/>
+      <w:footerReference w:type="default" r:id="rId10"/>
       <w:pgSz w:w="12240" w:h="15840"/>
       <w:pgMar w:top="1440" w:right="1800" w:bottom="1440" w:left="1800" w:header="720" w:footer="720" w:gutter="0"/>
       <w:cols w:space="720"/>
